--- a/notebooks/cs1090b_ms4_report_group_#43_v01.docx
+++ b/notebooks/cs1090b_ms4_report_group_#43_v01.docx
@@ -112,8 +112,6 @@
         </w:rPr>
         <w:br/>
       </w:r>
-      <w:bookmarkStart w:id="0" w:name="_GoBack"/>
-      <w:bookmarkEnd w:id="0"/>
       <w:r>
         <w:rPr>
           <w:rFonts w:ascii="Times New Roman" w:eastAsia="Times New Roman" w:hAnsi="Times New Roman" w:cs="Times New Roman"/>
@@ -335,17 +333,7 @@
           <w:szCs w:val="24"/>
           <w14:ligatures w14:val="none"/>
         </w:rPr>
-        <w:t xml:space="preserve"> depend on the ceiling of retrieval-side mitigation. Our work targets U.S. federal appellate opinions from CourtListener (1,465,484 opinions) and measures, end-to-end, how alternative retrieval architectures translate into evidence grounding and downstream hallucination behavior</w:t>
-      </w:r>
-      <w:r>
-        <w:rPr>
-          <w:rFonts w:ascii="Times New Roman" w:eastAsia="Times New Roman" w:hAnsi="Times New Roman" w:cs="Times New Roman"/>
-          <w:kern w:val="0"/>
-          <w:sz w:val="24"/>
-          <w:szCs w:val="24"/>
-          <w14:ligatures w14:val="none"/>
-        </w:rPr>
-        <w:t>.</w:t>
+        <w:t xml:space="preserve"> depend on the ceiling of retrieval-side mitigation. Our work targets U.S. federal appellate opinions from CourtListener (1,465,484 opinions) and measures, end-to-end, how alternative retrieval architectures translate into evidence grounding and downstream hallucination behavior.</w:t>
       </w:r>
     </w:p>
     <w:p>
@@ -7808,17 +7796,17 @@
           <w:szCs w:val="20"/>
           <w14:ligatures w14:val="none"/>
         </w:rPr>
-        <w:t>cs1090b_HallucinationLegalRAGChatbots</w:t>
-      </w:r>
-      <w:r>
-        <w:rPr>
-          <w:rFonts w:ascii="Times New Roman" w:eastAsia="Times New Roman" w:hAnsi="Times New Roman" w:cs="Times New Roman"/>
-          <w:kern w:val="0"/>
-          <w:sz w:val="24"/>
-          <w:szCs w:val="24"/>
-          <w14:ligatures w14:val="none"/>
-        </w:rPr>
-        <w:t xml:space="preserve"> (private during grading).</w:t>
+        <w:t>https://github.com/ltphongssvn/cs1090b_HallucinationLegalRAGChatbots</w:t>
+      </w:r>
+      <w:r>
+        <w:rPr>
+          <w:rFonts w:ascii="Times New Roman" w:eastAsia="Times New Roman" w:hAnsi="Times New Roman" w:cs="Times New Roman"/>
+          <w:kern w:val="0"/>
+          <w:sz w:val="24"/>
+          <w:szCs w:val="24"/>
+          <w14:ligatures w14:val="none"/>
+        </w:rPr>
+        <w:t xml:space="preserve"> </w:t>
       </w:r>
     </w:p>
     <w:p>
@@ -7841,6 +7829,8 @@
         </w:rPr>
         <w:br w:type="page"/>
       </w:r>
+      <w:bookmarkStart w:id="0" w:name="_GoBack"/>
+      <w:bookmarkEnd w:id="0"/>
     </w:p>
     <w:p>
       <w:pPr>
@@ -7848,13 +7838,7 @@
       </w:pPr>
       <w:r>
         <w:lastRenderedPageBreak/>
-        <w:t xml:space="preserve">Appendix A </w:t>
-      </w:r>
-      <w:r>
-        <w:t>-</w:t>
-      </w:r>
-      <w:r>
-        <w:t xml:space="preserve"> Industry research papers cited in the notebook</w:t>
+        <w:t>Appendix A - Industry research papers cited in the notebook</w:t>
       </w:r>
     </w:p>
     <w:p>
@@ -8053,19 +8037,7 @@
         <w:rPr>
           <w:rStyle w:val="Emphasis"/>
         </w:rPr>
-        <w:t xml:space="preserve">Adaptive Retrieval Reranking </w:t>
-      </w:r>
-      <w:r>
-        <w:rPr>
-          <w:rStyle w:val="Emphasis"/>
-        </w:rPr>
-        <w:t>-</w:t>
-      </w:r>
-      <w:r>
-        <w:rPr>
-          <w:rStyle w:val="Emphasis"/>
-        </w:rPr>
-        <w:t xml:space="preserve"> Enterprise RAG Ranking Failures</w:t>
+        <w:t>Adaptive Retrieval Reranking - Enterprise RAG Ranking Failures</w:t>
       </w:r>
       <w:r>
         <w:t>, generation RAG, https://ragaboutit.com/adaptive-retrieval-reranking-how-to-implement-cross-encoder-models-to-fix-enterprise-rag-ranking-failures/</w:t>
@@ -8343,19 +8315,7 @@
         <w:rPr>
           <w:rStyle w:val="Emphasis"/>
         </w:rPr>
-        <w:t xml:space="preserve">Legal citation prediction with LLMs </w:t>
-      </w:r>
-      <w:r>
-        <w:rPr>
-          <w:rStyle w:val="Emphasis"/>
-        </w:rPr>
-        <w:t>-</w:t>
-      </w:r>
-      <w:r>
-        <w:rPr>
-          <w:rStyle w:val="Emphasis"/>
-        </w:rPr>
-        <w:t xml:space="preserve"> AusLaw citation benchmark</w:t>
+        <w:t>Legal citation prediction with LLMs - AusLaw citation benchmark</w:t>
       </w:r>
       <w:r>
         <w:t>, Springer, https://link.springer.com/article/10.1007/s10506-026-09506-9</w:t>
@@ -8744,19 +8704,7 @@
         <w:rPr>
           <w:rStyle w:val="Emphasis"/>
         </w:rPr>
-        <w:t xml:space="preserve">Stanford RegLab </w:t>
-      </w:r>
-      <w:r>
-        <w:rPr>
-          <w:rStyle w:val="Emphasis"/>
-        </w:rPr>
-        <w:t>-</w:t>
-      </w:r>
-      <w:r>
-        <w:rPr>
-          <w:rStyle w:val="Emphasis"/>
-        </w:rPr>
-        <w:t xml:space="preserve"> Hallucinating Law: Legal Mistakes with Large Language Models are Pervasive</w:t>
+        <w:t>Stanford RegLab - Hallucinating Law: Legal Mistakes with Large Language Models are Pervasive</w:t>
       </w:r>
       <w:r>
         <w:t>, Stanford Law School, https://law.stanford.edu/2024/01/11/hallucinating-law-legal-mistakes-with-large-language-models-are-pervasive/</w:t>
@@ -8875,19 +8823,7 @@
         <w:rPr>
           <w:rStyle w:val="Emphasis"/>
         </w:rPr>
-        <w:t xml:space="preserve">NoMIRACL: Knowing When You Don't Know </w:t>
-      </w:r>
-      <w:r>
-        <w:rPr>
-          <w:rStyle w:val="Emphasis"/>
-        </w:rPr>
-        <w:t>-</w:t>
-      </w:r>
-      <w:r>
-        <w:rPr>
-          <w:rStyle w:val="Emphasis"/>
-        </w:rPr>
-        <w:t xml:space="preserve"> Multilingual Relevance Assessment for Robust RAG</w:t>
+        <w:t>NoMIRACL: Knowing When You Don't Know - Multilingual Relevance Assessment for Robust RAG</w:t>
       </w:r>
       <w:r>
         <w:t>, arXiv 2312.11361, https://arxiv.org/pdf/2312.11361</w:t>
